--- a/cv/Mohamed_Khaled(Web Developer).docx
+++ b/cv/Mohamed_Khaled(Web Developer).docx
@@ -102,7 +102,23 @@
                 <w:bCs/>
                 <w:lang w:val="en-US"/>
               </w:rPr>
-              <w:t xml:space="preserve">PHP Developer with over </w:t>
+              <w:t>Backend / Full-Stack Web Developer</w:t>
+            </w:r>
+            <w:r>
+              <w:rPr>
+                <w:rFonts w:asciiTheme="majorBidi" w:eastAsia="Raleway" w:hAnsiTheme="majorBidi" w:cstheme="majorBidi"/>
+                <w:bCs/>
+                <w:lang w:val="en-US"/>
+              </w:rPr>
+              <w:t xml:space="preserve"> </w:t>
+            </w:r>
+            <w:r>
+              <w:rPr>
+                <w:rFonts w:asciiTheme="majorBidi" w:eastAsia="Raleway" w:hAnsiTheme="majorBidi" w:cstheme="majorBidi"/>
+                <w:bCs/>
+                <w:lang w:val="en-US"/>
+              </w:rPr>
+              <w:t xml:space="preserve">with over </w:t>
             </w:r>
             <w:r>
               <w:rPr>
@@ -348,7 +364,6 @@
                 <w:szCs w:val="16"/>
               </w:rPr>
             </w:pPr>
-            <w:proofErr w:type="spellStart"/>
             <w:r>
               <w:rPr>
                 <w:rFonts w:asciiTheme="majorBidi" w:eastAsia="Raleway" w:hAnsiTheme="majorBidi" w:cstheme="majorBidi"/>
@@ -369,7 +384,6 @@
               </w:rPr>
               <w:t>inkedin</w:t>
             </w:r>
-            <w:proofErr w:type="spellEnd"/>
             <w:r>
               <w:rPr>
                 <w:rFonts w:asciiTheme="majorBidi" w:eastAsia="Raleway" w:hAnsiTheme="majorBidi" w:cstheme="majorBidi"/>
@@ -530,21 +544,12 @@
                 <w:color w:val="auto"/>
               </w:rPr>
             </w:pPr>
-            <w:proofErr w:type="spellStart"/>
-            <w:r>
-              <w:rPr>
-                <w:rFonts w:asciiTheme="majorBidi" w:eastAsia="Raleway" w:hAnsiTheme="majorBidi" w:cstheme="majorBidi"/>
-                <w:color w:val="auto"/>
-              </w:rPr>
-              <w:t>Benha</w:t>
-            </w:r>
-            <w:proofErr w:type="spellEnd"/>
-            <w:r>
-              <w:rPr>
-                <w:rFonts w:asciiTheme="majorBidi" w:eastAsia="Raleway" w:hAnsiTheme="majorBidi" w:cstheme="majorBidi"/>
-                <w:color w:val="auto"/>
-              </w:rPr>
-              <w:t xml:space="preserve"> University | Sep 2016- Aug 2020</w:t>
+            <w:r>
+              <w:rPr>
+                <w:rFonts w:asciiTheme="majorBidi" w:eastAsia="Raleway" w:hAnsiTheme="majorBidi" w:cstheme="majorBidi"/>
+                <w:color w:val="auto"/>
+              </w:rPr>
+              <w:t>Benha University | Sep 2016- Aug 2020</w:t>
             </w:r>
           </w:p>
           <w:p>
@@ -893,27 +898,15 @@
               </w:rPr>
               <w:br/>
             </w:r>
-            <w:proofErr w:type="spellStart"/>
-            <w:r>
-              <w:rPr>
-                <w:rFonts w:asciiTheme="majorBidi" w:eastAsia="Raleway" w:hAnsiTheme="majorBidi" w:cstheme="majorBidi"/>
-                <w:b/>
-                <w:bCs/>
-                <w:color w:val="auto"/>
-                <w:lang w:val="en-US"/>
-              </w:rPr>
-              <w:t>PSDStocks</w:t>
-            </w:r>
-            <w:proofErr w:type="spellEnd"/>
-            <w:r>
-              <w:rPr>
-                <w:rFonts w:asciiTheme="majorBidi" w:eastAsia="Raleway" w:hAnsiTheme="majorBidi" w:cstheme="majorBidi"/>
-                <w:b/>
-                <w:bCs/>
-                <w:color w:val="auto"/>
-                <w:lang w:val="en-US"/>
-              </w:rPr>
-              <w:t xml:space="preserve"> | </w:t>
+            <w:r>
+              <w:rPr>
+                <w:rFonts w:asciiTheme="majorBidi" w:eastAsia="Raleway" w:hAnsiTheme="majorBidi" w:cstheme="majorBidi"/>
+                <w:b/>
+                <w:bCs/>
+                <w:color w:val="auto"/>
+                <w:lang w:val="en-US"/>
+              </w:rPr>
+              <w:t xml:space="preserve">PSDStocks | </w:t>
             </w:r>
             <w:r>
               <w:rPr>
@@ -1495,7 +1488,17 @@
                 <w:color w:val="000000"/>
                 <w:lang w:val="en-US"/>
               </w:rPr>
-              <w:t>The project includes authentication, CRUD operations, data validation, and MongoDB integration.</w:t>
+              <w:t xml:space="preserve">The project includes authentication, CRUD operations, data validation, and MongoDB </w:t>
+            </w:r>
+            <w:r>
+              <w:rPr>
+                <w:rFonts w:asciiTheme="majorBidi" w:eastAsia="Raleway" w:hAnsiTheme="majorBidi" w:cstheme="majorBidi"/>
+                <w:bCs/>
+                <w:color w:val="000000"/>
+                <w:lang w:val="en-US"/>
+              </w:rPr>
+              <w:lastRenderedPageBreak/>
+              <w:t>integration.</w:t>
             </w:r>
           </w:p>
           <w:p>
@@ -3834,6 +3837,7 @@
   <w:style w:type="character" w:default="1" w:styleId="DefaultParagraphFont">
     <w:name w:val="Default Paragraph Font"/>
     <w:uiPriority w:val="1"/>
+    <w:semiHidden/>
     <w:unhideWhenUsed/>
   </w:style>
   <w:style w:type="table" w:default="1" w:styleId="TableNormal">

--- a/cv/Mohamed_Khaled(Web Developer).docx
+++ b/cv/Mohamed_Khaled(Web Developer).docx
@@ -441,17 +441,7 @@
                 <w:sz w:val="16"/>
                 <w:szCs w:val="16"/>
               </w:rPr>
-              <w:t>https://mohamedkhaled.site</w:t>
-            </w:r>
-            <w:r>
-              <w:rPr>
-                <w:rFonts w:asciiTheme="majorBidi" w:eastAsia="Raleway" w:hAnsiTheme="majorBidi" w:cstheme="majorBidi"/>
-                <w:bCs/>
-                <w:color w:val="000000"/>
-                <w:sz w:val="16"/>
-                <w:szCs w:val="16"/>
-              </w:rPr>
-              <w:t>/</w:t>
+              <w:t>https://mohamedkhaledhafez.github.io/portfolio/</w:t>
             </w:r>
           </w:p>
         </w:tc>
